--- a/uploads/INV101 - Introduccion a la Investigacion-REV/documentos/MATRIZ_ADAPTACIONES_DUA_INV101_-_Introduccion_a_la_Investigacion.docx
+++ b/uploads/INV101 - Introduccion a la Investigacion-REV/documentos/MATRIZ_ADAPTACIONES_DUA_INV101_-_Introduccion_a_la_Investigacion.docx
@@ -3,36 +3,209 @@
 <w:document xmlns:wpc="http://schemas.microsoft.com/office/word/2010/wordprocessingCanvas" xmlns:mo="http://schemas.microsoft.com/office/mac/office/2008/main" xmlns:mc="http://schemas.openxmlformats.org/markup-compatibility/2006" xmlns:mv="urn:schemas-microsoft-com:mac:vml" xmlns:o="urn:schemas-microsoft-com:office:office" xmlns:r="http://schemas.openxmlformats.org/officeDocument/2006/relationships" xmlns:m="http://schemas.openxmlformats.org/officeDocument/2006/math" xmlns:v="urn:schemas-microsoft-com:vml" xmlns:wp14="http://schemas.microsoft.com/office/word/2010/wordprocessingDrawing" xmlns:wp="http://schemas.openxmlformats.org/drawingml/2006/wordprocessingDrawing" xmlns:w10="urn:schemas-microsoft-com:office:word" xmlns:w="http://schemas.openxmlformats.org/wordprocessingml/2006/main" xmlns:w14="http://schemas.microsoft.com/office/word/2010/wordml" xmlns:wpg="http://schemas.microsoft.com/office/word/2010/wordprocessingGroup" xmlns:wpi="http://schemas.microsoft.com/office/word/2010/wordprocessingInk" xmlns:wne="http://schemas.microsoft.com/office/word/2006/wordml" xmlns:wps="http://schemas.microsoft.com/office/word/2010/wordprocessingShape" mc:Ignorable="w14 wp14">
   <w:body>
     <w:p>
+      <w:pPr>
+        <w:jc w:val="center"/>
+      </w:pPr>
+      <w:r>
+        <w:rPr>
+          <w:rFonts w:ascii="Arial" w:hAnsi="Arial"/>
+          <w:b/>
+          <w:color w:val="475569"/>
+          <w:sz w:val="18"/>
+        </w:rPr>
+        <w:t>SISTEMA DE GESTIÓN CURRICULAR • ASEGURAMIENTO DE LA CALIDAD EDUCATIVA</w:t>
+        <w:br/>
+      </w:r>
+    </w:p>
+    <w:p>
+      <w:pPr>
+        <w:jc w:val="center"/>
+      </w:pPr>
       <w:r>
         <w:rPr>
           <w:rFonts w:ascii="Arial" w:hAnsi="Arial"/>
           <w:b/>
           <w:color w:val="1A3A5C"/>
-          <w:sz w:val="28"/>
+          <w:sz w:val="36"/>
         </w:rPr>
-        <w:t>CARPETA PEDAGÓGICA 2.0 • MATRIZ INSTITUCIONAL DUA</w:t>
+        <w:t>MATRIZ INSTITUCIONAL DE ADAPTACIONES DUA</w:t>
       </w:r>
     </w:p>
     <w:p>
+      <w:pPr>
+        <w:jc w:val="center"/>
+      </w:pPr>
       <w:r>
         <w:rPr>
           <w:rFonts w:ascii="Arial" w:hAnsi="Arial"/>
-          <w:i/>
-          <w:color w:val="555555"/>
-          <w:sz w:val="20"/>
+          <w:b/>
+          <w:color w:val="B45309"/>
+          <w:sz w:val="22"/>
         </w:rPr>
-        <w:t>Plan de Adaptaciones Curriculares y Evaluación Auténtica - Asignatura: INV101 - Introduccion a la Investigacion</w:t>
+        <w:t>Diseño Universal para el Aprendizaje • Ajustes Razonables • Evaluación Auténtica</w:t>
+        <w:br/>
+        <w:t>ASIGNATURA: INV101 - INTRODUCCION A LA INVESTIGACION</w:t>
       </w:r>
     </w:p>
+    <w:p/>
+    <w:tbl>
+      <w:tblPr>
+        <w:tblW w:type="auto" w:w="0"/>
+        <w:jc w:val="center"/>
+        <w:tblLook w:firstColumn="1" w:firstRow="1" w:lastColumn="0" w:lastRow="0" w:noHBand="0" w:noVBand="1" w:val="04A0"/>
+      </w:tblPr>
+      <w:tblGrid>
+        <w:gridCol w:w="4968"/>
+        <w:gridCol w:w="4968"/>
+      </w:tblGrid>
+      <w:tr>
+        <w:tc>
+          <w:tcPr>
+            <w:tcW w:type="dxa" w:w="4968"/>
+          </w:tcPr>
+          <w:p>
+            <w:r>
+              <w:rPr>
+                <w:rFonts w:ascii="Arial" w:hAnsi="Arial"/>
+                <w:b/>
+                <w:sz w:val="17"/>
+              </w:rPr>
+              <w:t>Código de Registro Oficial:</w:t>
+            </w:r>
+          </w:p>
+        </w:tc>
+        <w:tc>
+          <w:tcPr>
+            <w:tcW w:type="dxa" w:w="4968"/>
+          </w:tcPr>
+          <w:p>
+            <w:r>
+              <w:rPr>
+                <w:rFonts w:ascii="Arial" w:hAnsi="Arial"/>
+                <w:sz w:val="17"/>
+              </w:rPr>
+              <w:t>DOC-DIR-CP2-DUA-INV101In</w:t>
+            </w:r>
+          </w:p>
+        </w:tc>
+      </w:tr>
+      <w:tr>
+        <w:tc>
+          <w:tcPr>
+            <w:tcW w:type="dxa" w:w="4968"/>
+          </w:tcPr>
+          <w:p>
+            <w:r>
+              <w:rPr>
+                <w:rFonts w:ascii="Arial" w:hAnsi="Arial"/>
+                <w:b/>
+                <w:sz w:val="17"/>
+              </w:rPr>
+              <w:t>Versión Vigente:</w:t>
+            </w:r>
+          </w:p>
+        </w:tc>
+        <w:tc>
+          <w:tcPr>
+            <w:tcW w:type="dxa" w:w="4968"/>
+          </w:tcPr>
+          <w:p>
+            <w:r>
+              <w:rPr>
+                <w:rFonts w:ascii="Arial" w:hAnsi="Arial"/>
+                <w:sz w:val="17"/>
+              </w:rPr>
+              <w:t>1.0 (Acreditada)</w:t>
+            </w:r>
+          </w:p>
+        </w:tc>
+      </w:tr>
+      <w:tr>
+        <w:tc>
+          <w:tcPr>
+            <w:tcW w:type="dxa" w:w="4968"/>
+          </w:tcPr>
+          <w:p>
+            <w:r>
+              <w:rPr>
+                <w:rFonts w:ascii="Arial" w:hAnsi="Arial"/>
+                <w:b/>
+                <w:sz w:val="17"/>
+              </w:rPr>
+              <w:t>Marco Normativo y Científico:</w:t>
+            </w:r>
+          </w:p>
+        </w:tc>
+        <w:tc>
+          <w:tcPr>
+            <w:tcW w:type="dxa" w:w="4968"/>
+          </w:tcPr>
+          <w:p>
+            <w:r>
+              <w:rPr>
+                <w:rFonts w:ascii="Arial" w:hAnsi="Arial"/>
+                <w:sz w:val="17"/>
+              </w:rPr>
+              <w:t>Diseño Universal para el Aprendizaje (CAST 2024), Efecto John Hattie (d = 1.16) y Ley de Protección de Datos Personales</w:t>
+            </w:r>
+          </w:p>
+        </w:tc>
+      </w:tr>
+      <w:tr>
+        <w:tc>
+          <w:tcPr>
+            <w:tcW w:type="dxa" w:w="4968"/>
+          </w:tcPr>
+          <w:p>
+            <w:r>
+              <w:rPr>
+                <w:rFonts w:ascii="Arial" w:hAnsi="Arial"/>
+                <w:b/>
+                <w:sz w:val="17"/>
+              </w:rPr>
+              <w:t>Fecha de Emisión y Vigencia:</w:t>
+            </w:r>
+          </w:p>
+        </w:tc>
+        <w:tc>
+          <w:tcPr>
+            <w:tcW w:type="dxa" w:w="4968"/>
+          </w:tcPr>
+          <w:p>
+            <w:r>
+              <w:rPr>
+                <w:rFonts w:ascii="Arial" w:hAnsi="Arial"/>
+                <w:sz w:val="17"/>
+              </w:rPr>
+              <w:t>06/09/2026</w:t>
+            </w:r>
+          </w:p>
+        </w:tc>
+      </w:tr>
+    </w:tbl>
+    <w:p/>
     <w:p>
       <w:r>
         <w:rPr>
-          <w:color w:val="777777"/>
-          <w:sz w:val="18"/>
+          <w:b/>
         </w:rPr>
-        <w:t>Fecha de emisión: 06/09/2026  |  Estudiantes registrados: 25</w:t>
+        <w:t>1. Principios Orientadores del Marco CAST 2024 y Protección Soberana:</w:t>
         <w:br/>
-        <w:t>Marco de Referencia: Diseño Universal para el Aprendizaje (CAST 2024) y Efecto Hattie (d = 1.16)</w:t>
+      </w:r>
+      <w:r>
+        <w:t>El DUA postula que la variabilidad es la norma y no la excepción. En este sentido, el diseño curricular no busca adaptar al estudiante a un molde único, sino flexibilizar el entorno pedagógico a través de tres redes neuronales: (1) Redes Afectivas - Múltiples formas de Implicación y Compromiso, (2) Redes de Reconocimiento - Múltiples formas de Representación y Percepción, y (3) Redes Estratégicas - Múltiples formas de Acción y Expresión. En estricto cumplimiento de los principios éticos de custodia institucional, la identidad de los estudiantes se reporta mediante código de matrícula e iniciales para evitar sesgos o etiquetamiento estigmatizante.</w:t>
+      </w:r>
+    </w:p>
+    <w:p/>
+    <w:p>
+      <w:pPr>
+        <w:pStyle w:val="Heading1"/>
+      </w:pPr>
+      <w:r>
+        <w:rPr>
+          <w:color w:val="1A3A5C"/>
+        </w:rPr>
+        <w:t>2. Matriz Nominal de Adaptaciones y Ajustes Razonables</w:t>
       </w:r>
     </w:p>
     <w:tbl>
@@ -64,11 +237,11 @@
                 <w:rFonts w:ascii="Arial" w:hAnsi="Arial"/>
                 <w:b/>
                 <w:color w:val="FFFFFF"/>
-                <w:sz w:val="18"/>
+                <w:sz w:val="17"/>
               </w:rPr>
               <w:t>Estudiante</w:t>
               <w:br/>
-              <w:t>(Iniciales)</w:t>
+              <w:t>(Iniciales / ID)</w:t>
             </w:r>
           </w:p>
         </w:tc>
@@ -86,11 +259,11 @@
                 <w:rFonts w:ascii="Arial" w:hAnsi="Arial"/>
                 <w:b/>
                 <w:color w:val="FFFFFF"/>
-                <w:sz w:val="18"/>
+                <w:sz w:val="17"/>
               </w:rPr>
               <w:t>Diagnóstico /</w:t>
               <w:br/>
-              <w:t>Alerta Aula</w:t>
+              <w:t>Alerta de Aula</w:t>
             </w:r>
           </w:p>
         </w:tc>
@@ -108,7 +281,7 @@
                 <w:rFonts w:ascii="Arial" w:hAnsi="Arial"/>
                 <w:b/>
                 <w:color w:val="FFFFFF"/>
-                <w:sz w:val="18"/>
+                <w:sz w:val="17"/>
               </w:rPr>
               <w:t>Principio 1:</w:t>
               <w:br/>
@@ -130,11 +303,11 @@
                 <w:rFonts w:ascii="Arial" w:hAnsi="Arial"/>
                 <w:b/>
                 <w:color w:val="FFFFFF"/>
-                <w:sz w:val="18"/>
+                <w:sz w:val="17"/>
               </w:rPr>
               <w:t>Principio 2:</w:t>
               <w:br/>
-              <w:t>Representación (Reconocimiento)</w:t>
+              <w:t>Representación (Cognitivo)</w:t>
             </w:r>
           </w:p>
         </w:tc>
@@ -152,7 +325,7 @@
                 <w:rFonts w:ascii="Arial" w:hAnsi="Arial"/>
                 <w:b/>
                 <w:color w:val="FFFFFF"/>
-                <w:sz w:val="18"/>
+                <w:sz w:val="17"/>
               </w:rPr>
               <w:t>Principio 3:</w:t>
               <w:br/>
@@ -174,7 +347,7 @@
                 <w:rFonts w:ascii="Arial" w:hAnsi="Arial"/>
                 <w:b/>
                 <w:color w:val="FFFFFF"/>
-                <w:sz w:val="18"/>
+                <w:sz w:val="17"/>
               </w:rPr>
               <w:t>Instrumento &amp;</w:t>
               <w:br/>
@@ -193,7 +366,7 @@
               <w:rPr>
                 <w:rFonts w:ascii="Arial" w:hAnsi="Arial"/>
                 <w:b/>
-                <w:sz w:val="17"/>
+                <w:sz w:val="16"/>
               </w:rPr>
               <w:t>A. T. M.</w:t>
               <w:br/>
@@ -209,7 +382,7 @@
             <w:r>
               <w:rPr>
                 <w:rFonts w:ascii="Arial" w:hAnsi="Arial"/>
-                <w:sz w:val="17"/>
+                <w:sz w:val="16"/>
               </w:rPr>
               <w:t>★ Alto Esfuerzo / Sudor Intelectual</w:t>
             </w:r>
@@ -223,7 +396,7 @@
             <w:r>
               <w:rPr>
                 <w:rFonts w:ascii="Arial" w:hAnsi="Arial"/>
-                <w:sz w:val="17"/>
+                <w:sz w:val="16"/>
               </w:rPr>
               <w:t>Elección autónoma de subtema investigativo</w:t>
             </w:r>
@@ -237,7 +410,7 @@
             <w:r>
               <w:rPr>
                 <w:rFonts w:ascii="Arial" w:hAnsi="Arial"/>
-                <w:sz w:val="17"/>
+                <w:sz w:val="16"/>
               </w:rPr>
               <w:t>Lecturas académicas con guías de andamiaje</w:t>
             </w:r>
@@ -251,7 +424,7 @@
             <w:r>
               <w:rPr>
                 <w:rFonts w:ascii="Arial" w:hAnsi="Arial"/>
-                <w:sz w:val="17"/>
+                <w:sz w:val="16"/>
               </w:rPr>
               <w:t>Portafolio digital de evidencias</w:t>
             </w:r>
@@ -265,7 +438,7 @@
             <w:r>
               <w:rPr>
                 <w:rFonts w:ascii="Arial" w:hAnsi="Arial"/>
-                <w:sz w:val="17"/>
+                <w:sz w:val="16"/>
               </w:rPr>
               <w:t>Inst: registro_sudor</w:t>
             </w:r>
@@ -282,7 +455,7 @@
               <w:rPr>
                 <w:rFonts w:ascii="Arial" w:hAnsi="Arial"/>
                 <w:b/>
-                <w:sz w:val="17"/>
+                <w:sz w:val="16"/>
               </w:rPr>
               <w:t>C. R. P.</w:t>
               <w:br/>
@@ -298,7 +471,7 @@
             <w:r>
               <w:rPr>
                 <w:rFonts w:ascii="Arial" w:hAnsi="Arial"/>
-                <w:sz w:val="17"/>
+                <w:sz w:val="16"/>
               </w:rPr>
               <w:t>★ Alto Esfuerzo / Sudor Intelectual</w:t>
             </w:r>
@@ -312,7 +485,7 @@
             <w:r>
               <w:rPr>
                 <w:rFonts w:ascii="Arial" w:hAnsi="Arial"/>
-                <w:sz w:val="17"/>
+                <w:sz w:val="16"/>
               </w:rPr>
               <w:t>Elección autónoma de subtema investigativo</w:t>
             </w:r>
@@ -326,7 +499,7 @@
             <w:r>
               <w:rPr>
                 <w:rFonts w:ascii="Arial" w:hAnsi="Arial"/>
-                <w:sz w:val="17"/>
+                <w:sz w:val="16"/>
               </w:rPr>
               <w:t>Lecturas académicas con guías de andamiaje</w:t>
             </w:r>
@@ -340,7 +513,7 @@
             <w:r>
               <w:rPr>
                 <w:rFonts w:ascii="Arial" w:hAnsi="Arial"/>
-                <w:sz w:val="17"/>
+                <w:sz w:val="16"/>
               </w:rPr>
               <w:t>Portafolio digital de evidencias</w:t>
             </w:r>
@@ -354,7 +527,7 @@
             <w:r>
               <w:rPr>
                 <w:rFonts w:ascii="Arial" w:hAnsi="Arial"/>
-                <w:sz w:val="17"/>
+                <w:sz w:val="16"/>
               </w:rPr>
               <w:t>Inst: registro_sudor</w:t>
             </w:r>
@@ -371,7 +544,7 @@
               <w:rPr>
                 <w:rFonts w:ascii="Arial" w:hAnsi="Arial"/>
                 <w:b/>
-                <w:sz w:val="17"/>
+                <w:sz w:val="16"/>
               </w:rPr>
               <w:t>S. M. V.</w:t>
               <w:br/>
@@ -387,7 +560,7 @@
             <w:r>
               <w:rPr>
                 <w:rFonts w:ascii="Arial" w:hAnsi="Arial"/>
-                <w:sz w:val="17"/>
+                <w:sz w:val="16"/>
               </w:rPr>
               <w:t>★ Alto Esfuerzo / Sudor Intelectual</w:t>
             </w:r>
@@ -401,7 +574,7 @@
             <w:r>
               <w:rPr>
                 <w:rFonts w:ascii="Arial" w:hAnsi="Arial"/>
-                <w:sz w:val="17"/>
+                <w:sz w:val="16"/>
               </w:rPr>
               <w:t>Elección autónoma de subtema investigativo</w:t>
             </w:r>
@@ -415,7 +588,7 @@
             <w:r>
               <w:rPr>
                 <w:rFonts w:ascii="Arial" w:hAnsi="Arial"/>
-                <w:sz w:val="17"/>
+                <w:sz w:val="16"/>
               </w:rPr>
               <w:t>Lecturas académicas con guías de andamiaje</w:t>
             </w:r>
@@ -429,7 +602,7 @@
             <w:r>
               <w:rPr>
                 <w:rFonts w:ascii="Arial" w:hAnsi="Arial"/>
-                <w:sz w:val="17"/>
+                <w:sz w:val="16"/>
               </w:rPr>
               <w:t>Portafolio digital de evidencias</w:t>
             </w:r>
@@ -443,7 +616,7 @@
             <w:r>
               <w:rPr>
                 <w:rFonts w:ascii="Arial" w:hAnsi="Arial"/>
-                <w:sz w:val="17"/>
+                <w:sz w:val="16"/>
               </w:rPr>
               <w:t>Inst: registro_sudor</w:t>
             </w:r>
@@ -460,7 +633,7 @@
               <w:rPr>
                 <w:rFonts w:ascii="Arial" w:hAnsi="Arial"/>
                 <w:b/>
-                <w:sz w:val="17"/>
+                <w:sz w:val="16"/>
               </w:rPr>
               <w:t>A. C. M.</w:t>
               <w:br/>
@@ -476,7 +649,7 @@
             <w:r>
               <w:rPr>
                 <w:rFonts w:ascii="Arial" w:hAnsi="Arial"/>
-                <w:sz w:val="17"/>
+                <w:sz w:val="16"/>
               </w:rPr>
               <w:t>★ Alto Esfuerzo / Sudor Intelectual</w:t>
             </w:r>
@@ -490,7 +663,7 @@
             <w:r>
               <w:rPr>
                 <w:rFonts w:ascii="Arial" w:hAnsi="Arial"/>
-                <w:sz w:val="17"/>
+                <w:sz w:val="16"/>
               </w:rPr>
               <w:t>Elección autónoma de subtema investigativo</w:t>
             </w:r>
@@ -504,7 +677,7 @@
             <w:r>
               <w:rPr>
                 <w:rFonts w:ascii="Arial" w:hAnsi="Arial"/>
-                <w:sz w:val="17"/>
+                <w:sz w:val="16"/>
               </w:rPr>
               <w:t>Lecturas académicas con guías de andamiaje</w:t>
             </w:r>
@@ -518,7 +691,7 @@
             <w:r>
               <w:rPr>
                 <w:rFonts w:ascii="Arial" w:hAnsi="Arial"/>
-                <w:sz w:val="17"/>
+                <w:sz w:val="16"/>
               </w:rPr>
               <w:t>Portafolio digital de evidencias</w:t>
             </w:r>
@@ -532,7 +705,7 @@
             <w:r>
               <w:rPr>
                 <w:rFonts w:ascii="Arial" w:hAnsi="Arial"/>
-                <w:sz w:val="17"/>
+                <w:sz w:val="16"/>
               </w:rPr>
               <w:t>Inst: registro_sudor</w:t>
             </w:r>
@@ -549,7 +722,7 @@
               <w:rPr>
                 <w:rFonts w:ascii="Arial" w:hAnsi="Arial"/>
                 <w:b/>
-                <w:sz w:val="17"/>
+                <w:sz w:val="16"/>
               </w:rPr>
               <w:t>V. L. F.</w:t>
               <w:br/>
@@ -565,7 +738,7 @@
             <w:r>
               <w:rPr>
                 <w:rFonts w:ascii="Arial" w:hAnsi="Arial"/>
-                <w:sz w:val="17"/>
+                <w:sz w:val="16"/>
               </w:rPr>
               <w:t>★ Alto Esfuerzo / Sudor Intelectual</w:t>
             </w:r>
@@ -579,7 +752,7 @@
             <w:r>
               <w:rPr>
                 <w:rFonts w:ascii="Arial" w:hAnsi="Arial"/>
-                <w:sz w:val="17"/>
+                <w:sz w:val="16"/>
               </w:rPr>
               <w:t>Elección autónoma de subtema investigativo</w:t>
             </w:r>
@@ -593,7 +766,7 @@
             <w:r>
               <w:rPr>
                 <w:rFonts w:ascii="Arial" w:hAnsi="Arial"/>
-                <w:sz w:val="17"/>
+                <w:sz w:val="16"/>
               </w:rPr>
               <w:t>Lecturas académicas con guías de andamiaje</w:t>
             </w:r>
@@ -607,7 +780,7 @@
             <w:r>
               <w:rPr>
                 <w:rFonts w:ascii="Arial" w:hAnsi="Arial"/>
-                <w:sz w:val="17"/>
+                <w:sz w:val="16"/>
               </w:rPr>
               <w:t>Portafolio digital de evidencias</w:t>
             </w:r>
@@ -621,7 +794,7 @@
             <w:r>
               <w:rPr>
                 <w:rFonts w:ascii="Arial" w:hAnsi="Arial"/>
-                <w:sz w:val="17"/>
+                <w:sz w:val="16"/>
               </w:rPr>
               <w:t>Inst: registro_sudor</w:t>
             </w:r>
@@ -638,7 +811,7 @@
               <w:rPr>
                 <w:rFonts w:ascii="Arial" w:hAnsi="Arial"/>
                 <w:b/>
-                <w:sz w:val="17"/>
+                <w:sz w:val="16"/>
               </w:rPr>
               <w:t>D. H. C.</w:t>
               <w:br/>
@@ -654,7 +827,7 @@
             <w:r>
               <w:rPr>
                 <w:rFonts w:ascii="Arial" w:hAnsi="Arial"/>
-                <w:sz w:val="17"/>
+                <w:sz w:val="16"/>
               </w:rPr>
               <w:t>★ Alto Esfuerzo / Sudor Intelectual</w:t>
             </w:r>
@@ -668,7 +841,7 @@
             <w:r>
               <w:rPr>
                 <w:rFonts w:ascii="Arial" w:hAnsi="Arial"/>
-                <w:sz w:val="17"/>
+                <w:sz w:val="16"/>
               </w:rPr>
               <w:t>Elección autónoma de subtema investigativo</w:t>
             </w:r>
@@ -682,7 +855,7 @@
             <w:r>
               <w:rPr>
                 <w:rFonts w:ascii="Arial" w:hAnsi="Arial"/>
-                <w:sz w:val="17"/>
+                <w:sz w:val="16"/>
               </w:rPr>
               <w:t>Lecturas académicas con guías de andamiaje</w:t>
             </w:r>
@@ -696,7 +869,7 @@
             <w:r>
               <w:rPr>
                 <w:rFonts w:ascii="Arial" w:hAnsi="Arial"/>
-                <w:sz w:val="17"/>
+                <w:sz w:val="16"/>
               </w:rPr>
               <w:t>Portafolio digital de evidencias</w:t>
             </w:r>
@@ -710,7 +883,7 @@
             <w:r>
               <w:rPr>
                 <w:rFonts w:ascii="Arial" w:hAnsi="Arial"/>
-                <w:sz w:val="17"/>
+                <w:sz w:val="16"/>
               </w:rPr>
               <w:t>Inst: registro_sudor</w:t>
             </w:r>
@@ -727,7 +900,7 @@
               <w:rPr>
                 <w:rFonts w:ascii="Arial" w:hAnsi="Arial"/>
                 <w:b/>
-                <w:sz w:val="17"/>
+                <w:sz w:val="16"/>
               </w:rPr>
               <w:t>C. O. S.</w:t>
               <w:br/>
@@ -743,7 +916,7 @@
             <w:r>
               <w:rPr>
                 <w:rFonts w:ascii="Arial" w:hAnsi="Arial"/>
-                <w:sz w:val="17"/>
+                <w:sz w:val="16"/>
               </w:rPr>
               <w:t>★ Alto Esfuerzo / Sudor Intelectual</w:t>
             </w:r>
@@ -757,7 +930,7 @@
             <w:r>
               <w:rPr>
                 <w:rFonts w:ascii="Arial" w:hAnsi="Arial"/>
-                <w:sz w:val="17"/>
+                <w:sz w:val="16"/>
               </w:rPr>
               <w:t>Elección autónoma de subtema investigativo</w:t>
             </w:r>
@@ -771,7 +944,7 @@
             <w:r>
               <w:rPr>
                 <w:rFonts w:ascii="Arial" w:hAnsi="Arial"/>
-                <w:sz w:val="17"/>
+                <w:sz w:val="16"/>
               </w:rPr>
               <w:t>Lecturas académicas con guías de andamiaje</w:t>
             </w:r>
@@ -785,7 +958,7 @@
             <w:r>
               <w:rPr>
                 <w:rFonts w:ascii="Arial" w:hAnsi="Arial"/>
-                <w:sz w:val="17"/>
+                <w:sz w:val="16"/>
               </w:rPr>
               <w:t>Portafolio digital de evidencias</w:t>
             </w:r>
@@ -799,7 +972,7 @@
             <w:r>
               <w:rPr>
                 <w:rFonts w:ascii="Arial" w:hAnsi="Arial"/>
-                <w:sz w:val="17"/>
+                <w:sz w:val="16"/>
               </w:rPr>
               <w:t>Inst: registro_sudor</w:t>
             </w:r>
@@ -816,7 +989,7 @@
               <w:rPr>
                 <w:rFonts w:ascii="Arial" w:hAnsi="Arial"/>
                 <w:b/>
-                <w:sz w:val="17"/>
+                <w:sz w:val="16"/>
               </w:rPr>
               <w:t>L. E. D.</w:t>
               <w:br/>
@@ -832,7 +1005,7 @@
             <w:r>
               <w:rPr>
                 <w:rFonts w:ascii="Arial" w:hAnsi="Arial"/>
-                <w:sz w:val="17"/>
+                <w:sz w:val="16"/>
               </w:rPr>
               <w:t>★ Alto Esfuerzo / Sudor Intelectual</w:t>
             </w:r>
@@ -846,7 +1019,7 @@
             <w:r>
               <w:rPr>
                 <w:rFonts w:ascii="Arial" w:hAnsi="Arial"/>
-                <w:sz w:val="17"/>
+                <w:sz w:val="16"/>
               </w:rPr>
               <w:t>Elección autónoma de subtema investigativo</w:t>
             </w:r>
@@ -860,7 +1033,7 @@
             <w:r>
               <w:rPr>
                 <w:rFonts w:ascii="Arial" w:hAnsi="Arial"/>
-                <w:sz w:val="17"/>
+                <w:sz w:val="16"/>
               </w:rPr>
               <w:t>Lecturas académicas con guías de andamiaje</w:t>
             </w:r>
@@ -874,7 +1047,7 @@
             <w:r>
               <w:rPr>
                 <w:rFonts w:ascii="Arial" w:hAnsi="Arial"/>
-                <w:sz w:val="17"/>
+                <w:sz w:val="16"/>
               </w:rPr>
               <w:t>Portafolio digital de evidencias</w:t>
             </w:r>
@@ -888,7 +1061,7 @@
             <w:r>
               <w:rPr>
                 <w:rFonts w:ascii="Arial" w:hAnsi="Arial"/>
-                <w:sz w:val="17"/>
+                <w:sz w:val="16"/>
               </w:rPr>
               <w:t>Inst: registro_sudor</w:t>
             </w:r>
@@ -905,7 +1078,7 @@
               <w:rPr>
                 <w:rFonts w:ascii="Arial" w:hAnsi="Arial"/>
                 <w:b/>
-                <w:sz w:val="17"/>
+                <w:sz w:val="16"/>
               </w:rPr>
               <w:t>D. V. G.</w:t>
               <w:br/>
@@ -921,7 +1094,7 @@
             <w:r>
               <w:rPr>
                 <w:rFonts w:ascii="Arial" w:hAnsi="Arial"/>
-                <w:sz w:val="17"/>
+                <w:sz w:val="16"/>
               </w:rPr>
               <w:t>⚡ Alerta: Riesgo Severo de Rezago</w:t>
             </w:r>
@@ -935,7 +1108,7 @@
             <w:r>
               <w:rPr>
                 <w:rFonts w:ascii="Arial" w:hAnsi="Arial"/>
-                <w:sz w:val="17"/>
+                <w:sz w:val="16"/>
               </w:rPr>
               <w:t>Elección autónoma de subtema investigativo</w:t>
             </w:r>
@@ -949,7 +1122,7 @@
             <w:r>
               <w:rPr>
                 <w:rFonts w:ascii="Arial" w:hAnsi="Arial"/>
-                <w:sz w:val="17"/>
+                <w:sz w:val="16"/>
               </w:rPr>
               <w:t>Organizadores gráficos e infografías estructuradas</w:t>
             </w:r>
@@ -963,7 +1136,7 @@
             <w:r>
               <w:rPr>
                 <w:rFonts w:ascii="Arial" w:hAnsi="Arial"/>
-                <w:sz w:val="17"/>
+                <w:sz w:val="16"/>
               </w:rPr>
               <w:t>Portafolio digital de evidencias</w:t>
             </w:r>
@@ -977,11 +1150,11 @@
             <w:r>
               <w:rPr>
                 <w:rFonts w:ascii="Arial" w:hAnsi="Arial"/>
-                <w:sz w:val="17"/>
+                <w:sz w:val="16"/>
               </w:rPr>
               <w:t>Inst: registro_sudor</w:t>
               <w:br/>
-              <w:t>• Entrega por hitos</w:t>
+              <w:t>• Entrega por hitos modulares</w:t>
             </w:r>
           </w:p>
         </w:tc>
@@ -996,7 +1169,7 @@
               <w:rPr>
                 <w:rFonts w:ascii="Arial" w:hAnsi="Arial"/>
                 <w:b/>
-                <w:sz w:val="17"/>
+                <w:sz w:val="16"/>
               </w:rPr>
               <w:t>F. R. Q.</w:t>
               <w:br/>
@@ -1012,7 +1185,7 @@
             <w:r>
               <w:rPr>
                 <w:rFonts w:ascii="Arial" w:hAnsi="Arial"/>
-                <w:sz w:val="17"/>
+                <w:sz w:val="16"/>
               </w:rPr>
               <w:t>⚡ Alerta: Riesgo Severo de Rezago</w:t>
             </w:r>
@@ -1026,7 +1199,7 @@
             <w:r>
               <w:rPr>
                 <w:rFonts w:ascii="Arial" w:hAnsi="Arial"/>
-                <w:sz w:val="17"/>
+                <w:sz w:val="16"/>
               </w:rPr>
               <w:t>Elección autónoma de subtema investigativo</w:t>
             </w:r>
@@ -1040,7 +1213,7 @@
             <w:r>
               <w:rPr>
                 <w:rFonts w:ascii="Arial" w:hAnsi="Arial"/>
-                <w:sz w:val="17"/>
+                <w:sz w:val="16"/>
               </w:rPr>
               <w:t>Organizadores gráficos e infografías estructuradas</w:t>
             </w:r>
@@ -1054,7 +1227,7 @@
             <w:r>
               <w:rPr>
                 <w:rFonts w:ascii="Arial" w:hAnsi="Arial"/>
-                <w:sz w:val="17"/>
+                <w:sz w:val="16"/>
               </w:rPr>
               <w:t>Portafolio digital de evidencias</w:t>
             </w:r>
@@ -1068,11 +1241,11 @@
             <w:r>
               <w:rPr>
                 <w:rFonts w:ascii="Arial" w:hAnsi="Arial"/>
-                <w:sz w:val="17"/>
+                <w:sz w:val="16"/>
               </w:rPr>
               <w:t>Inst: registro_sudor</w:t>
               <w:br/>
-              <w:t>• Entrega por hitos</w:t>
+              <w:t>• Entrega por hitos modulares</w:t>
             </w:r>
           </w:p>
         </w:tc>
@@ -1087,7 +1260,7 @@
               <w:rPr>
                 <w:rFonts w:ascii="Arial" w:hAnsi="Arial"/>
                 <w:b/>
-                <w:sz w:val="17"/>
+                <w:sz w:val="16"/>
               </w:rPr>
               <w:t>P. S. L.</w:t>
               <w:br/>
@@ -1103,7 +1276,7 @@
             <w:r>
               <w:rPr>
                 <w:rFonts w:ascii="Arial" w:hAnsi="Arial"/>
-                <w:sz w:val="17"/>
+                <w:sz w:val="16"/>
               </w:rPr>
               <w:t>⚡ Alerta: Riesgo Severo de Rezago</w:t>
             </w:r>
@@ -1117,7 +1290,7 @@
             <w:r>
               <w:rPr>
                 <w:rFonts w:ascii="Arial" w:hAnsi="Arial"/>
-                <w:sz w:val="17"/>
+                <w:sz w:val="16"/>
               </w:rPr>
               <w:t>Elección autónoma de subtema investigativo</w:t>
             </w:r>
@@ -1131,7 +1304,7 @@
             <w:r>
               <w:rPr>
                 <w:rFonts w:ascii="Arial" w:hAnsi="Arial"/>
-                <w:sz w:val="17"/>
+                <w:sz w:val="16"/>
               </w:rPr>
               <w:t>Organizadores gráficos e infografías estructuradas</w:t>
             </w:r>
@@ -1145,7 +1318,7 @@
             <w:r>
               <w:rPr>
                 <w:rFonts w:ascii="Arial" w:hAnsi="Arial"/>
-                <w:sz w:val="17"/>
+                <w:sz w:val="16"/>
               </w:rPr>
               <w:t>Portafolio digital de evidencias</w:t>
             </w:r>
@@ -1159,11 +1332,11 @@
             <w:r>
               <w:rPr>
                 <w:rFonts w:ascii="Arial" w:hAnsi="Arial"/>
-                <w:sz w:val="17"/>
+                <w:sz w:val="16"/>
               </w:rPr>
               <w:t>Inst: registro_sudor</w:t>
               <w:br/>
-              <w:t>• Entrega por hitos</w:t>
+              <w:t>• Entrega por hitos modulares</w:t>
             </w:r>
           </w:p>
         </w:tc>
@@ -1178,7 +1351,7 @@
               <w:rPr>
                 <w:rFonts w:ascii="Arial" w:hAnsi="Arial"/>
                 <w:b/>
-                <w:sz w:val="17"/>
+                <w:sz w:val="16"/>
               </w:rPr>
               <w:t>S. F. R.</w:t>
               <w:br/>
@@ -1194,9 +1367,9 @@
             <w:r>
               <w:rPr>
                 <w:rFonts w:ascii="Arial" w:hAnsi="Arial"/>
-                <w:sz w:val="17"/>
+                <w:sz w:val="16"/>
               </w:rPr>
-              <w:t>⚠ Alerta: Outsourcing Cognitivo (Uso no reflexivo de IA)</w:t>
+              <w:t>⚠ Alerta: Outsourcing Cognitivo (Uso acrítico de IA)</w:t>
             </w:r>
           </w:p>
         </w:tc>
@@ -1208,7 +1381,98 @@
             <w:r>
               <w:rPr>
                 <w:rFonts w:ascii="Arial" w:hAnsi="Arial"/>
-                <w:sz w:val="17"/>
+                <w:sz w:val="16"/>
+              </w:rPr>
+              <w:t>Coloquio socrático dialógico con docente (Anti-outsourcing)</w:t>
+            </w:r>
+          </w:p>
+        </w:tc>
+        <w:tc>
+          <w:tcPr>
+            <w:tcW w:type="dxa" w:w="1656"/>
+          </w:tcPr>
+          <w:p>
+            <w:r>
+              <w:rPr>
+                <w:rFonts w:ascii="Arial" w:hAnsi="Arial"/>
+                <w:sz w:val="16"/>
+              </w:rPr>
+              <w:t>Organizadores gráficos e infografías estructuradas</w:t>
+            </w:r>
+          </w:p>
+        </w:tc>
+        <w:tc>
+          <w:tcPr>
+            <w:tcW w:type="dxa" w:w="1656"/>
+          </w:tcPr>
+          <w:p>
+            <w:r>
+              <w:rPr>
+                <w:rFonts w:ascii="Arial" w:hAnsi="Arial"/>
+                <w:sz w:val="16"/>
+              </w:rPr>
+              <w:t>Defensa oral socrática individual (Triangulación)</w:t>
+            </w:r>
+          </w:p>
+        </w:tc>
+        <w:tc>
+          <w:tcPr>
+            <w:tcW w:type="dxa" w:w="1656"/>
+          </w:tcPr>
+          <w:p>
+            <w:r>
+              <w:rPr>
+                <w:rFonts w:ascii="Arial" w:hAnsi="Arial"/>
+                <w:sz w:val="16"/>
+              </w:rPr>
+              <w:t>Inst: triangulacion</w:t>
+              <w:br/>
+              <w:t>• Tiempo extendido (+25%)</w:t>
+            </w:r>
+          </w:p>
+        </w:tc>
+      </w:tr>
+      <w:tr>
+        <w:tc>
+          <w:tcPr>
+            <w:tcW w:type="dxa" w:w="1656"/>
+          </w:tcPr>
+          <w:p>
+            <w:r>
+              <w:rPr>
+                <w:rFonts w:ascii="Arial" w:hAnsi="Arial"/>
+                <w:b/>
+                <w:sz w:val="16"/>
+              </w:rPr>
+              <w:t>I. V. P.</w:t>
+              <w:br/>
+              <w:t>(Est_013)</w:t>
+            </w:r>
+          </w:p>
+        </w:tc>
+        <w:tc>
+          <w:tcPr>
+            <w:tcW w:type="dxa" w:w="1656"/>
+          </w:tcPr>
+          <w:p>
+            <w:r>
+              <w:rPr>
+                <w:rFonts w:ascii="Arial" w:hAnsi="Arial"/>
+                <w:sz w:val="16"/>
+              </w:rPr>
+              <w:t>⚠ Alerta: Outsourcing Cognitivo (Uso acrítico de IA)</w:t>
+            </w:r>
+          </w:p>
+        </w:tc>
+        <w:tc>
+          <w:tcPr>
+            <w:tcW w:type="dxa" w:w="1656"/>
+          </w:tcPr>
+          <w:p>
+            <w:r>
+              <w:rPr>
+                <w:rFonts w:ascii="Arial" w:hAnsi="Arial"/>
+                <w:sz w:val="16"/>
               </w:rPr>
               <w:t>Coloquio socrático dialógico con docente</w:t>
             </w:r>
@@ -1222,7 +1486,7 @@
             <w:r>
               <w:rPr>
                 <w:rFonts w:ascii="Arial" w:hAnsi="Arial"/>
-                <w:sz w:val="17"/>
+                <w:sz w:val="16"/>
               </w:rPr>
               <w:t>Lecturas académicas con guías de andamiaje</w:t>
             </w:r>
@@ -1236,7 +1500,7 @@
             <w:r>
               <w:rPr>
                 <w:rFonts w:ascii="Arial" w:hAnsi="Arial"/>
-                <w:sz w:val="17"/>
+                <w:sz w:val="16"/>
               </w:rPr>
               <w:t>Defensa oral socrática individual</w:t>
             </w:r>
@@ -1250,7 +1514,7 @@
             <w:r>
               <w:rPr>
                 <w:rFonts w:ascii="Arial" w:hAnsi="Arial"/>
-                <w:sz w:val="17"/>
+                <w:sz w:val="16"/>
               </w:rPr>
               <w:t>Inst: triangulacion</w:t>
             </w:r>
@@ -1267,11 +1531,11 @@
               <w:rPr>
                 <w:rFonts w:ascii="Arial" w:hAnsi="Arial"/>
                 <w:b/>
-                <w:sz w:val="17"/>
+                <w:sz w:val="16"/>
               </w:rPr>
-              <w:t>I. V. P.</w:t>
+              <w:t>M. C. S.</w:t>
               <w:br/>
-              <w:t>(Est_013)</w:t>
+              <w:t>(Est_014)</w:t>
             </w:r>
           </w:p>
         </w:tc>
@@ -1283,9 +1547,9 @@
             <w:r>
               <w:rPr>
                 <w:rFonts w:ascii="Arial" w:hAnsi="Arial"/>
-                <w:sz w:val="17"/>
+                <w:sz w:val="16"/>
               </w:rPr>
-              <w:t>⚠ Alerta: Outsourcing Cognitivo (Uso no reflexivo de IA)</w:t>
+              <w:t>⚠ Alerta: Outsourcing Cognitivo (Uso acrítico de IA)</w:t>
             </w:r>
           </w:p>
         </w:tc>
@@ -1297,7 +1561,7 @@
             <w:r>
               <w:rPr>
                 <w:rFonts w:ascii="Arial" w:hAnsi="Arial"/>
-                <w:sz w:val="17"/>
+                <w:sz w:val="16"/>
               </w:rPr>
               <w:t>Coloquio socrático dialógico con docente</w:t>
             </w:r>
@@ -1311,7 +1575,7 @@
             <w:r>
               <w:rPr>
                 <w:rFonts w:ascii="Arial" w:hAnsi="Arial"/>
-                <w:sz w:val="17"/>
+                <w:sz w:val="16"/>
               </w:rPr>
               <w:t>Lecturas académicas con guías de andamiaje</w:t>
             </w:r>
@@ -1325,7 +1589,7 @@
             <w:r>
               <w:rPr>
                 <w:rFonts w:ascii="Arial" w:hAnsi="Arial"/>
-                <w:sz w:val="17"/>
+                <w:sz w:val="16"/>
               </w:rPr>
               <w:t>Defensa oral socrática individual</w:t>
             </w:r>
@@ -1339,7 +1603,7 @@
             <w:r>
               <w:rPr>
                 <w:rFonts w:ascii="Arial" w:hAnsi="Arial"/>
-                <w:sz w:val="17"/>
+                <w:sz w:val="16"/>
               </w:rPr>
               <w:t>Inst: triangulacion</w:t>
             </w:r>
@@ -1356,96 +1620,7 @@
               <w:rPr>
                 <w:rFonts w:ascii="Arial" w:hAnsi="Arial"/>
                 <w:b/>
-                <w:sz w:val="17"/>
-              </w:rPr>
-              <w:t>M. C. S.</w:t>
-              <w:br/>
-              <w:t>(Est_014)</w:t>
-            </w:r>
-          </w:p>
-        </w:tc>
-        <w:tc>
-          <w:tcPr>
-            <w:tcW w:type="dxa" w:w="1656"/>
-          </w:tcPr>
-          <w:p>
-            <w:r>
-              <w:rPr>
-                <w:rFonts w:ascii="Arial" w:hAnsi="Arial"/>
-                <w:sz w:val="17"/>
-              </w:rPr>
-              <w:t>⚠ Alerta: Outsourcing Cognitivo (Uso no reflexivo de IA)</w:t>
-            </w:r>
-          </w:p>
-        </w:tc>
-        <w:tc>
-          <w:tcPr>
-            <w:tcW w:type="dxa" w:w="1656"/>
-          </w:tcPr>
-          <w:p>
-            <w:r>
-              <w:rPr>
-                <w:rFonts w:ascii="Arial" w:hAnsi="Arial"/>
-                <w:sz w:val="17"/>
-              </w:rPr>
-              <w:t>Coloquio socrático dialógico con docente</w:t>
-            </w:r>
-          </w:p>
-        </w:tc>
-        <w:tc>
-          <w:tcPr>
-            <w:tcW w:type="dxa" w:w="1656"/>
-          </w:tcPr>
-          <w:p>
-            <w:r>
-              <w:rPr>
-                <w:rFonts w:ascii="Arial" w:hAnsi="Arial"/>
-                <w:sz w:val="17"/>
-              </w:rPr>
-              <w:t>Lecturas académicas con guías de andamiaje</w:t>
-            </w:r>
-          </w:p>
-        </w:tc>
-        <w:tc>
-          <w:tcPr>
-            <w:tcW w:type="dxa" w:w="1656"/>
-          </w:tcPr>
-          <w:p>
-            <w:r>
-              <w:rPr>
-                <w:rFonts w:ascii="Arial" w:hAnsi="Arial"/>
-                <w:sz w:val="17"/>
-              </w:rPr>
-              <w:t>Defensa oral socrática individual</w:t>
-            </w:r>
-          </w:p>
-        </w:tc>
-        <w:tc>
-          <w:tcPr>
-            <w:tcW w:type="dxa" w:w="1656"/>
-          </w:tcPr>
-          <w:p>
-            <w:r>
-              <w:rPr>
-                <w:rFonts w:ascii="Arial" w:hAnsi="Arial"/>
-                <w:sz w:val="17"/>
-              </w:rPr>
-              <w:t>Inst: triangulacion</w:t>
-            </w:r>
-          </w:p>
-        </w:tc>
-      </w:tr>
-      <w:tr>
-        <w:tc>
-          <w:tcPr>
-            <w:tcW w:type="dxa" w:w="1656"/>
-          </w:tcPr>
-          <w:p>
-            <w:r>
-              <w:rPr>
-                <w:rFonts w:ascii="Arial" w:hAnsi="Arial"/>
-                <w:b/>
-                <w:sz w:val="17"/>
+                <w:sz w:val="16"/>
               </w:rPr>
               <w:t>L. R. M.</w:t>
               <w:br/>
@@ -1461,7 +1636,7 @@
             <w:r>
               <w:rPr>
                 <w:rFonts w:ascii="Arial" w:hAnsi="Arial"/>
-                <w:sz w:val="17"/>
+                <w:sz w:val="16"/>
               </w:rPr>
               <w:t>★ Alto Esfuerzo / Sudor Intelectual</w:t>
             </w:r>
@@ -1475,7 +1650,7 @@
             <w:r>
               <w:rPr>
                 <w:rFonts w:ascii="Arial" w:hAnsi="Arial"/>
-                <w:sz w:val="17"/>
+                <w:sz w:val="16"/>
               </w:rPr>
               <w:t>Elección autónoma de subtema investigativo</w:t>
             </w:r>
@@ -1489,7 +1664,7 @@
             <w:r>
               <w:rPr>
                 <w:rFonts w:ascii="Arial" w:hAnsi="Arial"/>
-                <w:sz w:val="17"/>
+                <w:sz w:val="16"/>
               </w:rPr>
               <w:t>Lecturas académicas con guías de andamiaje</w:t>
             </w:r>
@@ -1503,7 +1678,7 @@
             <w:r>
               <w:rPr>
                 <w:rFonts w:ascii="Arial" w:hAnsi="Arial"/>
-                <w:sz w:val="17"/>
+                <w:sz w:val="16"/>
               </w:rPr>
               <w:t>Portafolio digital de evidencias</w:t>
             </w:r>
@@ -1517,7 +1692,7 @@
             <w:r>
               <w:rPr>
                 <w:rFonts w:ascii="Arial" w:hAnsi="Arial"/>
-                <w:sz w:val="17"/>
+                <w:sz w:val="16"/>
               </w:rPr>
               <w:t>Inst: registro_sudor</w:t>
             </w:r>
@@ -1534,7 +1709,7 @@
               <w:rPr>
                 <w:rFonts w:ascii="Arial" w:hAnsi="Arial"/>
                 <w:b/>
-                <w:sz w:val="17"/>
+                <w:sz w:val="16"/>
               </w:rPr>
               <w:t>M. J. P.</w:t>
               <w:br/>
@@ -1550,7 +1725,7 @@
             <w:r>
               <w:rPr>
                 <w:rFonts w:ascii="Arial" w:hAnsi="Arial"/>
-                <w:sz w:val="17"/>
+                <w:sz w:val="16"/>
               </w:rPr>
               <w:t>Desempeño regular</w:t>
             </w:r>
@@ -1564,7 +1739,7 @@
             <w:r>
               <w:rPr>
                 <w:rFonts w:ascii="Arial" w:hAnsi="Arial"/>
-                <w:sz w:val="17"/>
+                <w:sz w:val="16"/>
               </w:rPr>
               <w:t>Elección autónoma de subtema investigativo</w:t>
             </w:r>
@@ -1578,7 +1753,7 @@
             <w:r>
               <w:rPr>
                 <w:rFonts w:ascii="Arial" w:hAnsi="Arial"/>
-                <w:sz w:val="17"/>
+                <w:sz w:val="16"/>
               </w:rPr>
               <w:t>Lecturas académicas con guías de andamiaje</w:t>
             </w:r>
@@ -1592,7 +1767,7 @@
             <w:r>
               <w:rPr>
                 <w:rFonts w:ascii="Arial" w:hAnsi="Arial"/>
-                <w:sz w:val="17"/>
+                <w:sz w:val="16"/>
               </w:rPr>
               <w:t>Portafolio digital de evidencias</w:t>
             </w:r>
@@ -1606,7 +1781,7 @@
             <w:r>
               <w:rPr>
                 <w:rFonts w:ascii="Arial" w:hAnsi="Arial"/>
-                <w:sz w:val="17"/>
+                <w:sz w:val="16"/>
               </w:rPr>
               <w:t>Inst: registro_sudor</w:t>
             </w:r>
@@ -1623,7 +1798,7 @@
               <w:rPr>
                 <w:rFonts w:ascii="Arial" w:hAnsi="Arial"/>
                 <w:b/>
-                <w:sz w:val="17"/>
+                <w:sz w:val="16"/>
               </w:rPr>
               <w:t>T. A. I.</w:t>
               <w:br/>
@@ -1639,7 +1814,7 @@
             <w:r>
               <w:rPr>
                 <w:rFonts w:ascii="Arial" w:hAnsi="Arial"/>
-                <w:sz w:val="17"/>
+                <w:sz w:val="16"/>
               </w:rPr>
               <w:t>Desempeño regular</w:t>
             </w:r>
@@ -1653,7 +1828,7 @@
             <w:r>
               <w:rPr>
                 <w:rFonts w:ascii="Arial" w:hAnsi="Arial"/>
-                <w:sz w:val="17"/>
+                <w:sz w:val="16"/>
               </w:rPr>
               <w:t>Elección autónoma de subtema investigativo</w:t>
             </w:r>
@@ -1667,7 +1842,7 @@
             <w:r>
               <w:rPr>
                 <w:rFonts w:ascii="Arial" w:hAnsi="Arial"/>
-                <w:sz w:val="17"/>
+                <w:sz w:val="16"/>
               </w:rPr>
               <w:t>Lecturas académicas con guías de andamiaje</w:t>
             </w:r>
@@ -1681,7 +1856,7 @@
             <w:r>
               <w:rPr>
                 <w:rFonts w:ascii="Arial" w:hAnsi="Arial"/>
-                <w:sz w:val="17"/>
+                <w:sz w:val="16"/>
               </w:rPr>
               <w:t>Portafolio digital de evidencias</w:t>
             </w:r>
@@ -1695,7 +1870,7 @@
             <w:r>
               <w:rPr>
                 <w:rFonts w:ascii="Arial" w:hAnsi="Arial"/>
-                <w:sz w:val="17"/>
+                <w:sz w:val="16"/>
               </w:rPr>
               <w:t>Inst: registro_sudor</w:t>
             </w:r>
@@ -1712,7 +1887,7 @@
               <w:rPr>
                 <w:rFonts w:ascii="Arial" w:hAnsi="Arial"/>
                 <w:b/>
-                <w:sz w:val="17"/>
+                <w:sz w:val="16"/>
               </w:rPr>
               <w:t>R. F. A.</w:t>
               <w:br/>
@@ -1728,7 +1903,7 @@
             <w:r>
               <w:rPr>
                 <w:rFonts w:ascii="Arial" w:hAnsi="Arial"/>
-                <w:sz w:val="17"/>
+                <w:sz w:val="16"/>
               </w:rPr>
               <w:t>Desempeño regular</w:t>
             </w:r>
@@ -1742,7 +1917,7 @@
             <w:r>
               <w:rPr>
                 <w:rFonts w:ascii="Arial" w:hAnsi="Arial"/>
-                <w:sz w:val="17"/>
+                <w:sz w:val="16"/>
               </w:rPr>
               <w:t>Elección autónoma de subtema investigativo</w:t>
             </w:r>
@@ -1756,7 +1931,7 @@
             <w:r>
               <w:rPr>
                 <w:rFonts w:ascii="Arial" w:hAnsi="Arial"/>
-                <w:sz w:val="17"/>
+                <w:sz w:val="16"/>
               </w:rPr>
               <w:t>Lecturas académicas con guías de andamiaje</w:t>
             </w:r>
@@ -1770,7 +1945,7 @@
             <w:r>
               <w:rPr>
                 <w:rFonts w:ascii="Arial" w:hAnsi="Arial"/>
-                <w:sz w:val="17"/>
+                <w:sz w:val="16"/>
               </w:rPr>
               <w:t>Portafolio digital de evidencias</w:t>
             </w:r>
@@ -1784,7 +1959,7 @@
             <w:r>
               <w:rPr>
                 <w:rFonts w:ascii="Arial" w:hAnsi="Arial"/>
-                <w:sz w:val="17"/>
+                <w:sz w:val="16"/>
               </w:rPr>
               <w:t>Inst: registro_sudor</w:t>
             </w:r>
@@ -1801,7 +1976,7 @@
               <w:rPr>
                 <w:rFonts w:ascii="Arial" w:hAnsi="Arial"/>
                 <w:b/>
-                <w:sz w:val="17"/>
+                <w:sz w:val="16"/>
               </w:rPr>
               <w:t>K. M. S.</w:t>
               <w:br/>
@@ -1817,7 +1992,7 @@
             <w:r>
               <w:rPr>
                 <w:rFonts w:ascii="Arial" w:hAnsi="Arial"/>
-                <w:sz w:val="17"/>
+                <w:sz w:val="16"/>
               </w:rPr>
               <w:t>Desempeño regular</w:t>
             </w:r>
@@ -1831,7 +2006,7 @@
             <w:r>
               <w:rPr>
                 <w:rFonts w:ascii="Arial" w:hAnsi="Arial"/>
-                <w:sz w:val="17"/>
+                <w:sz w:val="16"/>
               </w:rPr>
               <w:t>Elección autónoma de subtema investigativo</w:t>
             </w:r>
@@ -1845,7 +2020,7 @@
             <w:r>
               <w:rPr>
                 <w:rFonts w:ascii="Arial" w:hAnsi="Arial"/>
-                <w:sz w:val="17"/>
+                <w:sz w:val="16"/>
               </w:rPr>
               <w:t>Lecturas académicas con guías de andamiaje</w:t>
             </w:r>
@@ -1859,7 +2034,7 @@
             <w:r>
               <w:rPr>
                 <w:rFonts w:ascii="Arial" w:hAnsi="Arial"/>
-                <w:sz w:val="17"/>
+                <w:sz w:val="16"/>
               </w:rPr>
               <w:t>Portafolio digital de evidencias</w:t>
             </w:r>
@@ -1873,7 +2048,7 @@
             <w:r>
               <w:rPr>
                 <w:rFonts w:ascii="Arial" w:hAnsi="Arial"/>
-                <w:sz w:val="17"/>
+                <w:sz w:val="16"/>
               </w:rPr>
               <w:t>Inst: registro_sudor</w:t>
             </w:r>
@@ -1890,7 +2065,7 @@
               <w:rPr>
                 <w:rFonts w:ascii="Arial" w:hAnsi="Arial"/>
                 <w:b/>
-                <w:sz w:val="17"/>
+                <w:sz w:val="16"/>
               </w:rPr>
               <w:t>N. P. C.</w:t>
               <w:br/>
@@ -1906,7 +2081,7 @@
             <w:r>
               <w:rPr>
                 <w:rFonts w:ascii="Arial" w:hAnsi="Arial"/>
-                <w:sz w:val="17"/>
+                <w:sz w:val="16"/>
               </w:rPr>
               <w:t>Desempeño regular</w:t>
             </w:r>
@@ -1920,7 +2095,7 @@
             <w:r>
               <w:rPr>
                 <w:rFonts w:ascii="Arial" w:hAnsi="Arial"/>
-                <w:sz w:val="17"/>
+                <w:sz w:val="16"/>
               </w:rPr>
               <w:t>Elección autónoma de subtema investigativo</w:t>
             </w:r>
@@ -1934,7 +2109,7 @@
             <w:r>
               <w:rPr>
                 <w:rFonts w:ascii="Arial" w:hAnsi="Arial"/>
-                <w:sz w:val="17"/>
+                <w:sz w:val="16"/>
               </w:rPr>
               <w:t>Lecturas académicas con guías de andamiaje</w:t>
             </w:r>
@@ -1948,7 +2123,7 @@
             <w:r>
               <w:rPr>
                 <w:rFonts w:ascii="Arial" w:hAnsi="Arial"/>
-                <w:sz w:val="17"/>
+                <w:sz w:val="16"/>
               </w:rPr>
               <w:t>Portafolio digital de evidencias</w:t>
             </w:r>
@@ -1962,7 +2137,7 @@
             <w:r>
               <w:rPr>
                 <w:rFonts w:ascii="Arial" w:hAnsi="Arial"/>
-                <w:sz w:val="17"/>
+                <w:sz w:val="16"/>
               </w:rPr>
               <w:t>Inst: registro_sudor</w:t>
             </w:r>
@@ -1979,7 +2154,7 @@
               <w:rPr>
                 <w:rFonts w:ascii="Arial" w:hAnsi="Arial"/>
                 <w:b/>
-                <w:sz w:val="17"/>
+                <w:sz w:val="16"/>
               </w:rPr>
               <w:t>R. T. V.</w:t>
               <w:br/>
@@ -1995,7 +2170,7 @@
             <w:r>
               <w:rPr>
                 <w:rFonts w:ascii="Arial" w:hAnsi="Arial"/>
-                <w:sz w:val="17"/>
+                <w:sz w:val="16"/>
               </w:rPr>
               <w:t>Desempeño regular</w:t>
             </w:r>
@@ -2009,7 +2184,7 @@
             <w:r>
               <w:rPr>
                 <w:rFonts w:ascii="Arial" w:hAnsi="Arial"/>
-                <w:sz w:val="17"/>
+                <w:sz w:val="16"/>
               </w:rPr>
               <w:t>Elección autónoma de subtema investigativo</w:t>
             </w:r>
@@ -2023,7 +2198,7 @@
             <w:r>
               <w:rPr>
                 <w:rFonts w:ascii="Arial" w:hAnsi="Arial"/>
-                <w:sz w:val="17"/>
+                <w:sz w:val="16"/>
               </w:rPr>
               <w:t>Lecturas académicas con guías de andamiaje</w:t>
             </w:r>
@@ -2037,7 +2212,7 @@
             <w:r>
               <w:rPr>
                 <w:rFonts w:ascii="Arial" w:hAnsi="Arial"/>
-                <w:sz w:val="17"/>
+                <w:sz w:val="16"/>
               </w:rPr>
               <w:t>Portafolio digital de evidencias</w:t>
             </w:r>
@@ -2051,7 +2226,7 @@
             <w:r>
               <w:rPr>
                 <w:rFonts w:ascii="Arial" w:hAnsi="Arial"/>
-                <w:sz w:val="17"/>
+                <w:sz w:val="16"/>
               </w:rPr>
               <w:t>Inst: registro_sudor</w:t>
             </w:r>
@@ -2068,7 +2243,7 @@
               <w:rPr>
                 <w:rFonts w:ascii="Arial" w:hAnsi="Arial"/>
                 <w:b/>
-                <w:sz w:val="17"/>
+                <w:sz w:val="16"/>
               </w:rPr>
               <w:t>A. M. T.</w:t>
               <w:br/>
@@ -2084,7 +2259,7 @@
             <w:r>
               <w:rPr>
                 <w:rFonts w:ascii="Arial" w:hAnsi="Arial"/>
-                <w:sz w:val="17"/>
+                <w:sz w:val="16"/>
               </w:rPr>
               <w:t>Desempeño regular</w:t>
             </w:r>
@@ -2098,7 +2273,7 @@
             <w:r>
               <w:rPr>
                 <w:rFonts w:ascii="Arial" w:hAnsi="Arial"/>
-                <w:sz w:val="17"/>
+                <w:sz w:val="16"/>
               </w:rPr>
               <w:t>Elección autónoma de subtema investigativo</w:t>
             </w:r>
@@ -2112,7 +2287,7 @@
             <w:r>
               <w:rPr>
                 <w:rFonts w:ascii="Arial" w:hAnsi="Arial"/>
-                <w:sz w:val="17"/>
+                <w:sz w:val="16"/>
               </w:rPr>
               <w:t>Lecturas académicas con guías de andamiaje</w:t>
             </w:r>
@@ -2126,7 +2301,7 @@
             <w:r>
               <w:rPr>
                 <w:rFonts w:ascii="Arial" w:hAnsi="Arial"/>
-                <w:sz w:val="17"/>
+                <w:sz w:val="16"/>
               </w:rPr>
               <w:t>Portafolio digital de evidencias</w:t>
             </w:r>
@@ -2140,7 +2315,7 @@
             <w:r>
               <w:rPr>
                 <w:rFonts w:ascii="Arial" w:hAnsi="Arial"/>
-                <w:sz w:val="17"/>
+                <w:sz w:val="16"/>
               </w:rPr>
               <w:t>Inst: registro_sudor</w:t>
             </w:r>
@@ -2157,7 +2332,7 @@
               <w:rPr>
                 <w:rFonts w:ascii="Arial" w:hAnsi="Arial"/>
                 <w:b/>
-                <w:sz w:val="17"/>
+                <w:sz w:val="16"/>
               </w:rPr>
               <w:t>E. B. C.</w:t>
               <w:br/>
@@ -2173,7 +2348,7 @@
             <w:r>
               <w:rPr>
                 <w:rFonts w:ascii="Arial" w:hAnsi="Arial"/>
-                <w:sz w:val="17"/>
+                <w:sz w:val="16"/>
               </w:rPr>
               <w:t>Desempeño regular</w:t>
             </w:r>
@@ -2187,7 +2362,7 @@
             <w:r>
               <w:rPr>
                 <w:rFonts w:ascii="Arial" w:hAnsi="Arial"/>
-                <w:sz w:val="17"/>
+                <w:sz w:val="16"/>
               </w:rPr>
               <w:t>Elección autónoma de subtema investigativo</w:t>
             </w:r>
@@ -2201,7 +2376,7 @@
             <w:r>
               <w:rPr>
                 <w:rFonts w:ascii="Arial" w:hAnsi="Arial"/>
-                <w:sz w:val="17"/>
+                <w:sz w:val="16"/>
               </w:rPr>
               <w:t>Lecturas académicas con guías de andamiaje</w:t>
             </w:r>
@@ -2215,7 +2390,7 @@
             <w:r>
               <w:rPr>
                 <w:rFonts w:ascii="Arial" w:hAnsi="Arial"/>
-                <w:sz w:val="17"/>
+                <w:sz w:val="16"/>
               </w:rPr>
               <w:t>Portafolio digital de evidencias</w:t>
             </w:r>
@@ -2229,7 +2404,7 @@
             <w:r>
               <w:rPr>
                 <w:rFonts w:ascii="Arial" w:hAnsi="Arial"/>
-                <w:sz w:val="17"/>
+                <w:sz w:val="16"/>
               </w:rPr>
               <w:t>Inst: registro_sudor</w:t>
             </w:r>
@@ -2246,7 +2421,7 @@
               <w:rPr>
                 <w:rFonts w:ascii="Arial" w:hAnsi="Arial"/>
                 <w:b/>
-                <w:sz w:val="17"/>
+                <w:sz w:val="16"/>
               </w:rPr>
               <w:t>F. L. Q.</w:t>
               <w:br/>
@@ -2262,7 +2437,7 @@
             <w:r>
               <w:rPr>
                 <w:rFonts w:ascii="Arial" w:hAnsi="Arial"/>
-                <w:sz w:val="17"/>
+                <w:sz w:val="16"/>
               </w:rPr>
               <w:t>Desempeño regular</w:t>
             </w:r>
@@ -2276,7 +2451,7 @@
             <w:r>
               <w:rPr>
                 <w:rFonts w:ascii="Arial" w:hAnsi="Arial"/>
-                <w:sz w:val="17"/>
+                <w:sz w:val="16"/>
               </w:rPr>
               <w:t>Elección autónoma de subtema investigativo</w:t>
             </w:r>
@@ -2290,7 +2465,7 @@
             <w:r>
               <w:rPr>
                 <w:rFonts w:ascii="Arial" w:hAnsi="Arial"/>
-                <w:sz w:val="17"/>
+                <w:sz w:val="16"/>
               </w:rPr>
               <w:t>Lecturas académicas con guías de andamiaje</w:t>
             </w:r>
@@ -2304,7 +2479,7 @@
             <w:r>
               <w:rPr>
                 <w:rFonts w:ascii="Arial" w:hAnsi="Arial"/>
-                <w:sz w:val="17"/>
+                <w:sz w:val="16"/>
               </w:rPr>
               <w:t>Portafolio digital de evidencias</w:t>
             </w:r>
@@ -2318,7 +2493,7 @@
             <w:r>
               <w:rPr>
                 <w:rFonts w:ascii="Arial" w:hAnsi="Arial"/>
-                <w:sz w:val="17"/>
+                <w:sz w:val="16"/>
               </w:rPr>
               <w:t>Inst: registro_sudor</w:t>
             </w:r>
@@ -2335,7 +2510,7 @@
               <w:rPr>
                 <w:rFonts w:ascii="Arial" w:hAnsi="Arial"/>
                 <w:b/>
-                <w:sz w:val="17"/>
+                <w:sz w:val="16"/>
               </w:rPr>
               <w:t>J. S. P.</w:t>
               <w:br/>
@@ -2351,7 +2526,7 @@
             <w:r>
               <w:rPr>
                 <w:rFonts w:ascii="Arial" w:hAnsi="Arial"/>
-                <w:sz w:val="17"/>
+                <w:sz w:val="16"/>
               </w:rPr>
               <w:t>Desempeño regular</w:t>
             </w:r>
@@ -2365,7 +2540,7 @@
             <w:r>
               <w:rPr>
                 <w:rFonts w:ascii="Arial" w:hAnsi="Arial"/>
-                <w:sz w:val="17"/>
+                <w:sz w:val="16"/>
               </w:rPr>
               <w:t>Elección autónoma de subtema investigativo</w:t>
             </w:r>
@@ -2379,7 +2554,7 @@
             <w:r>
               <w:rPr>
                 <w:rFonts w:ascii="Arial" w:hAnsi="Arial"/>
-                <w:sz w:val="17"/>
+                <w:sz w:val="16"/>
               </w:rPr>
               <w:t>Lecturas académicas con guías de andamiaje</w:t>
             </w:r>
@@ -2393,7 +2568,7 @@
             <w:r>
               <w:rPr>
                 <w:rFonts w:ascii="Arial" w:hAnsi="Arial"/>
-                <w:sz w:val="17"/>
+                <w:sz w:val="16"/>
               </w:rPr>
               <w:t>Portafolio digital de evidencias</w:t>
             </w:r>
@@ -2407,7 +2582,7 @@
             <w:r>
               <w:rPr>
                 <w:rFonts w:ascii="Arial" w:hAnsi="Arial"/>
-                <w:sz w:val="17"/>
+                <w:sz w:val="16"/>
               </w:rPr>
               <w:t>Inst: registro_sudor</w:t>
             </w:r>
@@ -2415,7 +2590,66 @@
         </w:tc>
       </w:tr>
     </w:tbl>
+    <w:p/>
+    <w:p/>
+    <w:tbl>
+      <w:tblPr>
+        <w:tblW w:type="auto" w:w="0"/>
+        <w:jc w:val="center"/>
+        <w:tblLook w:firstColumn="1" w:firstRow="1" w:lastColumn="0" w:lastRow="0" w:noHBand="0" w:noVBand="1" w:val="04A0"/>
+      </w:tblPr>
+      <w:tblGrid>
+        <w:gridCol w:w="4968"/>
+        <w:gridCol w:w="4968"/>
+      </w:tblGrid>
+      <w:tr>
+        <w:tc>
+          <w:tcPr>
+            <w:tcW w:type="dxa" w:w="4968"/>
+          </w:tcPr>
+          <w:p>
+            <w:pPr>
+              <w:jc w:val="center"/>
+            </w:pPr>
+            <w:r>
+              <w:rPr>
+                <w:rFonts w:ascii="Arial" w:hAnsi="Arial"/>
+                <w:sz w:val="17"/>
+              </w:rPr>
+              <w:t>_______________________________</w:t>
+              <w:br/>
+              <w:t>DOCENTE TITULAR RESPONSABLE</w:t>
+              <w:br/>
+              <w:t>Diseño Curricular y Evaluación Auténtica</w:t>
+            </w:r>
+          </w:p>
+        </w:tc>
+        <w:tc>
+          <w:tcPr>
+            <w:tcW w:type="dxa" w:w="4968"/>
+          </w:tcPr>
+          <w:p>
+            <w:pPr>
+              <w:jc w:val="center"/>
+            </w:pPr>
+            <w:r>
+              <w:rPr>
+                <w:rFonts w:ascii="Arial" w:hAnsi="Arial"/>
+                <w:sz w:val="17"/>
+              </w:rPr>
+              <w:t>_______________________________</w:t>
+              <w:br/>
+              <w:t>COORDINACIÓN DE TUTORÍA / BIENESTAR</w:t>
+              <w:br/>
+              <w:t>Validación de Ajustes Razonables e Inclusión</w:t>
+            </w:r>
+          </w:p>
+        </w:tc>
+      </w:tr>
+    </w:tbl>
     <w:sectPr>
+      <w:headerReference w:type="default" r:id="rId9"/>
+      <w:footerReference w:type="default" r:id="rId10"/>
       <w:pgSz w:w="12240" w:h="15840"/>
       <w:pgMar w:top="1152" w:right="1152" w:bottom="1152" w:left="1152" w:header="720" w:footer="720" w:gutter="0"/>
       <w:cols w:space="720"/>
@@ -2423,6 +2657,44 @@
     </w:sectPr>
   </w:body>
 </w:document>
+</file>
+
+<file path=word/footer1.xml><?xml version="1.0" encoding="utf-8"?>
+<w:ftr xmlns:m="http://schemas.openxmlformats.org/officeDocument/2006/math" xmlns:mc="http://schemas.openxmlformats.org/markup-compatibility/2006" xmlns:mo="http://schemas.microsoft.com/office/mac/office/2008/main" xmlns:mv="urn:schemas-microsoft-com:mac:vml" xmlns:o="urn:schemas-microsoft-com:office:office" xmlns:r="http://schemas.openxmlformats.org/officeDocument/2006/relationships" xmlns:v="urn:schemas-microsoft-com:vml" xmlns:w10="urn:schemas-microsoft-com:office:word" xmlns:w14="http://schemas.microsoft.com/office/word/2010/wordml" xmlns:w="http://schemas.openxmlformats.org/wordprocessingml/2006/main" xmlns:wne="http://schemas.microsoft.com/office/word/2006/wordml" xmlns:wp14="http://schemas.microsoft.com/office/word/2010/wordprocessingDrawing" xmlns:wp="http://schemas.openxmlformats.org/drawingml/2006/wordprocessingDrawing" xmlns:wpc="http://schemas.microsoft.com/office/word/2010/wordprocessingCanvas" xmlns:wpg="http://schemas.microsoft.com/office/word/2010/wordprocessingGroup" xmlns:wpi="http://schemas.microsoft.com/office/word/2010/wordprocessingInk" xmlns:wps="http://schemas.microsoft.com/office/word/2010/wordprocessingShape" mc:Ignorable="w14 wp14">
+  <w:p>
+    <w:pPr>
+      <w:pStyle w:val="Footer"/>
+      <w:jc w:val="left"/>
+    </w:pPr>
+    <w:r>
+      <w:rPr>
+        <w:rFonts w:ascii="Arial" w:hAnsi="Arial"/>
+        <w:color w:val="718096"/>
+        <w:sz w:val="15"/>
+      </w:rPr>
+      <w:t>Carpeta Pedagógica 2.0 • Protocolo de Inclusión, Diversidad y Accesibilidad Cognitiva</w:t>
+    </w:r>
+  </w:p>
+</w:ftr>
+</file>
+
+<file path=word/header1.xml><?xml version="1.0" encoding="utf-8"?>
+<w:hdr xmlns:m="http://schemas.openxmlformats.org/officeDocument/2006/math" xmlns:mc="http://schemas.openxmlformats.org/markup-compatibility/2006" xmlns:mo="http://schemas.microsoft.com/office/mac/office/2008/main" xmlns:mv="urn:schemas-microsoft-com:mac:vml" xmlns:o="urn:schemas-microsoft-com:office:office" xmlns:r="http://schemas.openxmlformats.org/officeDocument/2006/relationships" xmlns:v="urn:schemas-microsoft-com:vml" xmlns:w10="urn:schemas-microsoft-com:office:word" xmlns:w14="http://schemas.microsoft.com/office/word/2010/wordml" xmlns:w="http://schemas.openxmlformats.org/wordprocessingml/2006/main" xmlns:wne="http://schemas.microsoft.com/office/word/2006/wordml" xmlns:wp14="http://schemas.microsoft.com/office/word/2010/wordprocessingDrawing" xmlns:wp="http://schemas.openxmlformats.org/drawingml/2006/wordprocessingDrawing" xmlns:wpc="http://schemas.microsoft.com/office/word/2010/wordprocessingCanvas" xmlns:wpg="http://schemas.microsoft.com/office/word/2010/wordprocessingGroup" xmlns:wpi="http://schemas.microsoft.com/office/word/2010/wordprocessingInk" xmlns:wps="http://schemas.microsoft.com/office/word/2010/wordprocessingShape" mc:Ignorable="w14 wp14">
+  <w:p>
+    <w:pPr>
+      <w:pStyle w:val="Header"/>
+      <w:jc w:val="right"/>
+    </w:pPr>
+    <w:r>
+      <w:rPr>
+        <w:rFonts w:ascii="Arial" w:hAnsi="Arial"/>
+        <w:color w:val="718096"/>
+        <w:sz w:val="15"/>
+      </w:rPr>
+      <w:t>MATRIZ INSTITUCIONAL DUA • INV101 - INTRODUCCION A LA INVESTIGACION • CAST 2024 • ISO 21001</w:t>
+    </w:r>
+  </w:p>
+</w:hdr>
 </file>
 
 <file path=word/numbering.xml><?xml version="1.0" encoding="utf-8"?>
